--- a/docs/client/KPI_Reference.docx
+++ b/docs/client/KPI_Reference.docx
@@ -7,7 +7,7 @@
         <w:pStyle w:val="Title"/>
       </w:pPr>
       <w:r>
-        <w:t>KPI Reference</w:t>
+        <w:t>KPI Reference (Revised)</w:t>
       </w:r>
     </w:p>
     <w:p>
@@ -16,7 +16,7 @@
           <w:i/>
           <w:sz w:val="22"/>
         </w:rPr>
-        <w:t>Data Monitoring Platform - how each headline KPI is defined and calculated</w:t>
+        <w:t>Data Monitoring Platform - the client-revised six KPIs: definitions, sources, formulas and thresholds</w:t>
       </w:r>
     </w:p>
     <w:p>
@@ -28,7 +28,7 @@
           <w:b w:val="0"/>
           <w:i w:val="0"/>
         </w:rPr>
-        <w:t>This reference describes the six standardized Page-1 KPIs, the survey questions each one draws on, the calculation method, and the traffic-light compliance thresholds. The KPI list, weights and thresholds are configurable live in the KPI Engine screen and are provisional pending final sign-off.</w:t>
+        <w:t>This reference reflects the REVISED KPI set. It describes each headline KPI, the survey questions it draws on (three channels: Field intercepts, Online BTR, Online Private Sale), the calculation method, and the traffic-light thresholds. All values are configurable live in the KPI Engine screen.</w:t>
       </w:r>
     </w:p>
     <w:p>
@@ -41,14 +41,10 @@
     </w:p>
     <w:p>
       <w:pPr>
-        <w:spacing w:after="80"/>
+        <w:spacing w:after="60"/>
       </w:pPr>
       <w:r>
-        <w:rPr>
-          <w:b w:val="0"/>
-          <w:i w:val="0"/>
-        </w:rPr>
-        <w:t>All KPIs share the same method so they are directly comparable on a 0-100 scale:</w:t>
+        <w:t>1. Scale questions are answered 1-5 and normalized to 0-100 via (raw - 1) / 4 x 100.</w:t>
       </w:r>
     </w:p>
     <w:p>
@@ -56,7 +52,7 @@
         <w:spacing w:after="60"/>
       </w:pPr>
       <w:r>
-        <w:t>1. Each contributing survey question is answered on a 1-5 scale.</w:t>
+        <w:t>2. Scored categorical questions map to fixed values: Energy settings Yes=100 / No=0; Field wellbeing awareness Yes_POS=100 / YES_NEG=50 / NO_NEG=0.</w:t>
       </w:r>
     </w:p>
     <w:p>
@@ -64,7 +60,7 @@
         <w:spacing w:after="60"/>
       </w:pPr>
       <w:r>
-        <w:t>2. Each answer is normalized to 0-100 using (raw - 1) / 4 x 100, so 1=0, 2=25, 3=50, 4=75, 5=100.</w:t>
+        <w:t>3. Single-input KPIs take the source's mean directly; composite KPIs combine source means by their weights.</w:t>
       </w:r>
     </w:p>
     <w:p>
@@ -72,7 +68,7 @@
         <w:spacing w:after="60"/>
       </w:pPr>
       <w:r>
-        <w:t>3. For each KPI, every source question is averaged across the responses currently in view, then the source averages are combined by their weights (a weighted average), or taken directly for single-input KPIs.</w:t>
+        <w:t>4. '50/50 by tenure' KPIs average the metric separately for BTR and Private Sale residents, then take the midpoint - each tenure counts equally regardless of response volume.</w:t>
       </w:r>
     </w:p>
     <w:p>
@@ -80,19 +76,7 @@
         <w:spacing w:after="60"/>
       </w:pPr>
       <w:r>
-        <w:t>4. The result is a 0-100 score; its compliance colour is set by the KPI's thresholds.</w:t>
-      </w:r>
-    </w:p>
-    <w:p>
-      <w:pPr>
-        <w:spacing w:after="80"/>
-      </w:pPr>
-      <w:r>
-        <w:rPr>
-          <w:b/>
-          <w:i w:val="0"/>
-        </w:rPr>
-        <w:t>Compliance bands:  score &gt;= Green threshold -&gt; GREEN (On track);  &gt;= Amber threshold -&gt; AMBER (Watch);  otherwise -&gt; RED (At risk).</w:t>
+        <w:t>5. The 0-100 result is coloured by the KPI's thresholds.</w:t>
       </w:r>
     </w:p>
     <w:p>
@@ -101,10 +85,10 @@
       </w:pPr>
       <w:r>
         <w:rPr>
-          <w:b w:val="0"/>
-          <w:i/>
+          <w:b/>
+          <w:i w:val="0"/>
         </w:rPr>
-        <w:t>Worked example - Public Realm Safety &amp; Accessibility. If the average normalized scores are Public Realm 70, Off-Peak Security 60, and Public Space 65, the KPI = 0.40x70 + 0.35x60 + 0.25x65 = 65.3, which is AMBER (Watch), because 45 &lt;= 65.3 &lt; 70.</w:t>
+        <w:t>Compliance bands:  score &gt;= Green -&gt; GREEN (On track);  &gt;= 40 -&gt; AMBER (Watch);  below 40 -&gt; RED (At risk).</w:t>
       </w:r>
     </w:p>
     <w:p>
@@ -147,7 +131,7 @@
         </w:tc>
         <w:tc>
           <w:tcPr>
-            <w:tcW w:type="dxa" w:w="2160"/>
+            <w:tcW w:type="dxa" w:w="2304"/>
           </w:tcPr>
           <w:p>
             <w:r/>
@@ -162,7 +146,7 @@
         </w:tc>
         <w:tc>
           <w:tcPr>
-            <w:tcW w:type="dxa" w:w="1440"/>
+            <w:tcW w:type="dxa" w:w="1728"/>
           </w:tcPr>
           <w:p>
             <w:r/>
@@ -177,7 +161,7 @@
         </w:tc>
         <w:tc>
           <w:tcPr>
-            <w:tcW w:type="dxa" w:w="3744"/>
+            <w:tcW w:type="dxa" w:w="3456"/>
           </w:tcPr>
           <w:p>
             <w:r/>
@@ -238,7 +222,7 @@
         </w:tc>
         <w:tc>
           <w:tcPr>
-            <w:tcW w:type="dxa" w:w="2160"/>
+            <w:tcW w:type="dxa" w:w="2304"/>
           </w:tcPr>
           <w:p>
             <w:r/>
@@ -246,13 +230,13 @@
               <w:rPr>
                 <w:sz w:val="19"/>
               </w:rPr>
-              <w:t>Local Health &amp; Environmental Quality</w:t>
+              <w:t>Environmental Quality</w:t>
             </w:r>
           </w:p>
         </w:tc>
         <w:tc>
           <w:tcPr>
-            <w:tcW w:type="dxa" w:w="1440"/>
+            <w:tcW w:type="dxa" w:w="1728"/>
           </w:tcPr>
           <w:p>
             <w:r/>
@@ -260,13 +244,13 @@
               <w:rPr>
                 <w:sz w:val="19"/>
               </w:rPr>
-              <w:t>Weighted average</w:t>
+              <w:t>Direct (single input)</w:t>
             </w:r>
           </w:p>
         </w:tc>
         <w:tc>
           <w:tcPr>
-            <w:tcW w:type="dxa" w:w="3744"/>
+            <w:tcW w:type="dxa" w:w="3456"/>
           </w:tcPr>
           <w:p>
             <w:r/>
@@ -274,7 +258,7 @@
               <w:rPr>
                 <w:sz w:val="19"/>
               </w:rPr>
-              <w:t>Green Infrastructure &amp; Efficiency (0.6), Community &amp; Wellbeing Awareness (0.4)</w:t>
+              <w:t>Field Q4 (1)</w:t>
             </w:r>
           </w:p>
         </w:tc>
@@ -302,7 +286,7 @@
               <w:rPr>
                 <w:sz w:val="19"/>
               </w:rPr>
-              <w:t>&gt;= 50</w:t>
+              <w:t>&gt;= 40</w:t>
             </w:r>
           </w:p>
         </w:tc>
@@ -324,7 +308,7 @@
         </w:tc>
         <w:tc>
           <w:tcPr>
-            <w:tcW w:type="dxa" w:w="2160"/>
+            <w:tcW w:type="dxa" w:w="2304"/>
           </w:tcPr>
           <w:p>
             <w:r/>
@@ -338,7 +322,7 @@
         </w:tc>
         <w:tc>
           <w:tcPr>
-            <w:tcW w:type="dxa" w:w="1440"/>
+            <w:tcW w:type="dxa" w:w="1728"/>
           </w:tcPr>
           <w:p>
             <w:r/>
@@ -352,7 +336,7 @@
         </w:tc>
         <w:tc>
           <w:tcPr>
-            <w:tcW w:type="dxa" w:w="3744"/>
+            <w:tcW w:type="dxa" w:w="3456"/>
           </w:tcPr>
           <w:p>
             <w:r/>
@@ -360,7 +344,7 @@
               <w:rPr>
                 <w:sz w:val="19"/>
               </w:rPr>
-              <w:t>Public Realm Contribution (0.4), Off-Peak Security (0.35), Public Space Sentiment (0.25)</w:t>
+              <w:t>Online Q7 (0.4), Online Q6 (0.35), Field Q4 (0.25)</w:t>
             </w:r>
           </w:p>
         </w:tc>
@@ -388,7 +372,7 @@
               <w:rPr>
                 <w:sz w:val="19"/>
               </w:rPr>
-              <w:t>&gt;= 45</w:t>
+              <w:t>&gt;= 40</w:t>
             </w:r>
           </w:p>
         </w:tc>
@@ -410,7 +394,7 @@
         </w:tc>
         <w:tc>
           <w:tcPr>
-            <w:tcW w:type="dxa" w:w="2160"/>
+            <w:tcW w:type="dxa" w:w="2304"/>
           </w:tcPr>
           <w:p>
             <w:r/>
@@ -418,13 +402,13 @@
               <w:rPr>
                 <w:sz w:val="19"/>
               </w:rPr>
-              <w:t>Sustainable Mobility Integration</w:t>
+              <w:t>Circularity &amp; Mobility Integration</w:t>
             </w:r>
           </w:p>
         </w:tc>
         <w:tc>
           <w:tcPr>
-            <w:tcW w:type="dxa" w:w="1440"/>
+            <w:tcW w:type="dxa" w:w="1728"/>
           </w:tcPr>
           <w:p>
             <w:r/>
@@ -438,7 +422,7 @@
         </w:tc>
         <w:tc>
           <w:tcPr>
-            <w:tcW w:type="dxa" w:w="3744"/>
+            <w:tcW w:type="dxa" w:w="3456"/>
           </w:tcPr>
           <w:p>
             <w:r/>
@@ -446,7 +430,7 @@
               <w:rPr>
                 <w:sz w:val="19"/>
               </w:rPr>
-              <w:t>Recycling &amp; Active Travel (1)</w:t>
+              <w:t>Online Q5 (1)</w:t>
             </w:r>
           </w:p>
         </w:tc>
@@ -474,7 +458,7 @@
               <w:rPr>
                 <w:sz w:val="19"/>
               </w:rPr>
-              <w:t>&gt;= 45</w:t>
+              <w:t>&gt;= 40</w:t>
             </w:r>
           </w:p>
         </w:tc>
@@ -496,7 +480,7 @@
         </w:tc>
         <w:tc>
           <w:tcPr>
-            <w:tcW w:type="dxa" w:w="2160"/>
+            <w:tcW w:type="dxa" w:w="2304"/>
           </w:tcPr>
           <w:p>
             <w:r/>
@@ -510,7 +494,7 @@
         </w:tc>
         <w:tc>
           <w:tcPr>
-            <w:tcW w:type="dxa" w:w="1440"/>
+            <w:tcW w:type="dxa" w:w="1728"/>
           </w:tcPr>
           <w:p>
             <w:r/>
@@ -518,13 +502,13 @@
               <w:rPr>
                 <w:sz w:val="19"/>
               </w:rPr>
-              <w:t>Weighted average</w:t>
+              <w:t>Direct, 50/50 by tenure</w:t>
             </w:r>
           </w:p>
         </w:tc>
         <w:tc>
           <w:tcPr>
-            <w:tcW w:type="dxa" w:w="3744"/>
+            <w:tcW w:type="dxa" w:w="3456"/>
           </w:tcPr>
           <w:p>
             <w:r/>
@@ -532,7 +516,7 @@
               <w:rPr>
                 <w:sz w:val="19"/>
               </w:rPr>
-              <w:t>Green Infrastructure &amp; Efficiency (0.7), Public Realm Contribution (0.3)</w:t>
+              <w:t>Online Q4 (1)</w:t>
             </w:r>
           </w:p>
         </w:tc>
@@ -546,7 +530,7 @@
               <w:rPr>
                 <w:sz w:val="19"/>
               </w:rPr>
-              <w:t>&gt;= 72</w:t>
+              <w:t>&gt;= 70</w:t>
             </w:r>
           </w:p>
         </w:tc>
@@ -560,7 +544,7 @@
               <w:rPr>
                 <w:sz w:val="19"/>
               </w:rPr>
-              <w:t>&gt;= 48</w:t>
+              <w:t>&gt;= 40</w:t>
             </w:r>
           </w:p>
         </w:tc>
@@ -582,7 +566,7 @@
         </w:tc>
         <w:tc>
           <w:tcPr>
-            <w:tcW w:type="dxa" w:w="2160"/>
+            <w:tcW w:type="dxa" w:w="2304"/>
           </w:tcPr>
           <w:p>
             <w:r/>
@@ -596,7 +580,7 @@
         </w:tc>
         <w:tc>
           <w:tcPr>
-            <w:tcW w:type="dxa" w:w="1440"/>
+            <w:tcW w:type="dxa" w:w="1728"/>
           </w:tcPr>
           <w:p>
             <w:r/>
@@ -610,7 +594,7 @@
         </w:tc>
         <w:tc>
           <w:tcPr>
-            <w:tcW w:type="dxa" w:w="3744"/>
+            <w:tcW w:type="dxa" w:w="3456"/>
           </w:tcPr>
           <w:p>
             <w:r/>
@@ -618,93 +602,7 @@
               <w:rPr>
                 <w:sz w:val="19"/>
               </w:rPr>
-              <w:t>Community &amp; Wellbeing Awareness (0.5), Management Responsiveness (0.5)</w:t>
-            </w:r>
-          </w:p>
-        </w:tc>
-        <w:tc>
-          <w:tcPr>
-            <w:tcW w:type="dxa" w:w="720"/>
-          </w:tcPr>
-          <w:p>
-            <w:r/>
-            <w:r>
-              <w:rPr>
-                <w:sz w:val="19"/>
-              </w:rPr>
-              <w:t>&gt;= 68</w:t>
-            </w:r>
-          </w:p>
-        </w:tc>
-        <w:tc>
-          <w:tcPr>
-            <w:tcW w:type="dxa" w:w="720"/>
-          </w:tcPr>
-          <w:p>
-            <w:r/>
-            <w:r>
-              <w:rPr>
-                <w:sz w:val="19"/>
-              </w:rPr>
-              <w:t>&gt;= 45</w:t>
-            </w:r>
-          </w:p>
-        </w:tc>
-      </w:tr>
-      <w:tr>
-        <w:tc>
-          <w:tcPr>
-            <w:tcW w:type="dxa" w:w="432"/>
-          </w:tcPr>
-          <w:p>
-            <w:r/>
-            <w:r>
-              <w:rPr>
-                <w:sz w:val="19"/>
-              </w:rPr>
-              <w:t>6</w:t>
-            </w:r>
-          </w:p>
-        </w:tc>
-        <w:tc>
-          <w:tcPr>
-            <w:tcW w:type="dxa" w:w="2160"/>
-          </w:tcPr>
-          <w:p>
-            <w:r/>
-            <w:r>
-              <w:rPr>
-                <w:sz w:val="19"/>
-              </w:rPr>
-              <w:t>Housing Affordability</w:t>
-            </w:r>
-          </w:p>
-        </w:tc>
-        <w:tc>
-          <w:tcPr>
-            <w:tcW w:type="dxa" w:w="1440"/>
-          </w:tcPr>
-          <w:p>
-            <w:r/>
-            <w:r>
-              <w:rPr>
-                <w:sz w:val="19"/>
-              </w:rPr>
-              <w:t>Direct (placeholder)</w:t>
-            </w:r>
-          </w:p>
-        </w:tc>
-        <w:tc>
-          <w:tcPr>
-            <w:tcW w:type="dxa" w:w="3744"/>
-          </w:tcPr>
-          <w:p>
-            <w:r/>
-            <w:r>
-              <w:rPr>
-                <w:sz w:val="19"/>
-              </w:rPr>
-              <w:t>Housing cost-to-income (external, placeholder) (1)</w:t>
+              <w:t>Field Q6 (0.5), Online Q9 (0.5)</w:t>
             </w:r>
           </w:p>
         </w:tc>
@@ -732,7 +630,93 @@
               <w:rPr>
                 <w:sz w:val="19"/>
               </w:rPr>
-              <w:t>&gt;= 45</w:t>
+              <w:t>&gt;= 40</w:t>
+            </w:r>
+          </w:p>
+        </w:tc>
+      </w:tr>
+      <w:tr>
+        <w:tc>
+          <w:tcPr>
+            <w:tcW w:type="dxa" w:w="432"/>
+          </w:tcPr>
+          <w:p>
+            <w:r/>
+            <w:r>
+              <w:rPr>
+                <w:sz w:val="19"/>
+              </w:rPr>
+              <w:t>6</w:t>
+            </w:r>
+          </w:p>
+        </w:tc>
+        <w:tc>
+          <w:tcPr>
+            <w:tcW w:type="dxa" w:w="2304"/>
+          </w:tcPr>
+          <w:p>
+            <w:r/>
+            <w:r>
+              <w:rPr>
+                <w:sz w:val="19"/>
+              </w:rPr>
+              <w:t>Operational Housing Affordability</w:t>
+            </w:r>
+          </w:p>
+        </w:tc>
+        <w:tc>
+          <w:tcPr>
+            <w:tcW w:type="dxa" w:w="1728"/>
+          </w:tcPr>
+          <w:p>
+            <w:r/>
+            <w:r>
+              <w:rPr>
+                <w:sz w:val="19"/>
+              </w:rPr>
+              <w:t>Direct, 50/50 by tenure</w:t>
+            </w:r>
+          </w:p>
+        </w:tc>
+        <w:tc>
+          <w:tcPr>
+            <w:tcW w:type="dxa" w:w="3456"/>
+          </w:tcPr>
+          <w:p>
+            <w:r/>
+            <w:r>
+              <w:rPr>
+                <w:sz w:val="19"/>
+              </w:rPr>
+              <w:t>Online Q3 (1)</w:t>
+            </w:r>
+          </w:p>
+        </w:tc>
+        <w:tc>
+          <w:tcPr>
+            <w:tcW w:type="dxa" w:w="720"/>
+          </w:tcPr>
+          <w:p>
+            <w:r/>
+            <w:r>
+              <w:rPr>
+                <w:sz w:val="19"/>
+              </w:rPr>
+              <w:t>&gt;= 65</w:t>
+            </w:r>
+          </w:p>
+        </w:tc>
+        <w:tc>
+          <w:tcPr>
+            <w:tcW w:type="dxa" w:w="720"/>
+          </w:tcPr>
+          <w:p>
+            <w:r/>
+            <w:r>
+              <w:rPr>
+                <w:sz w:val="19"/>
+              </w:rPr>
+              <w:t>&gt;= 40</w:t>
             </w:r>
           </w:p>
         </w:tc>
@@ -762,7 +746,7 @@
         <w:pStyle w:val="Heading2"/>
       </w:pPr>
       <w:r>
-        <w:t>1. Local Health &amp; Environmental Quality</w:t>
+        <w:t>1. Environmental Quality</w:t>
       </w:r>
     </w:p>
     <w:p>
@@ -774,7 +758,7 @@
           <w:b w:val="0"/>
           <w:i w:val="0"/>
         </w:rPr>
-        <w:t>Overall environmental and health quality of the development and its surroundings.</w:t>
+        <w:t>Dust, noise, air and mobility impact of the site, and efforts to make positive mitigation (plants, murals, etc.).</w:t>
       </w:r>
     </w:p>
     <w:p>
@@ -797,7 +781,7 @@
         <w:t xml:space="preserve">Method: </w:t>
       </w:r>
       <w:r>
-        <w:t xml:space="preserve">Weighted average      </w:t>
+        <w:t xml:space="preserve">Direct (single input)      </w:t>
       </w:r>
       <w:r>
         <w:rPr>
@@ -823,7 +807,7 @@
       <w:tr>
         <w:tc>
           <w:tcPr>
-            <w:tcW w:type="dxa" w:w="5184"/>
+            <w:tcW w:type="dxa" w:w="5760"/>
           </w:tcPr>
           <w:p>
             <w:r/>
@@ -838,7 +822,7 @@
         </w:tc>
         <w:tc>
           <w:tcPr>
-            <w:tcW w:type="dxa" w:w="1440"/>
+            <w:tcW w:type="dxa" w:w="1296"/>
           </w:tcPr>
           <w:p>
             <w:r/>
@@ -853,7 +837,7 @@
         </w:tc>
         <w:tc>
           <w:tcPr>
-            <w:tcW w:type="dxa" w:w="1152"/>
+            <w:tcW w:type="dxa" w:w="864"/>
           </w:tcPr>
           <w:p>
             <w:r/>
@@ -870,7 +854,7 @@
       <w:tr>
         <w:tc>
           <w:tcPr>
-            <w:tcW w:type="dxa" w:w="5184"/>
+            <w:tcW w:type="dxa" w:w="5760"/>
           </w:tcPr>
           <w:p>
             <w:r/>
@@ -878,13 +862,13 @@
               <w:rPr>
                 <w:sz w:val="19"/>
               </w:rPr>
-              <w:t>Green Infrastructure &amp; Efficiency</w:t>
+              <w:t>Field Q4 - local environmental quality &amp; physical impact</w:t>
             </w:r>
           </w:p>
         </w:tc>
         <w:tc>
           <w:tcPr>
-            <w:tcW w:type="dxa" w:w="1440"/>
+            <w:tcW w:type="dxa" w:w="1296"/>
           </w:tcPr>
           <w:p>
             <w:r/>
@@ -892,13 +876,13 @@
               <w:rPr>
                 <w:sz w:val="19"/>
               </w:rPr>
-              <w:t>Online</w:t>
+              <w:t>Field</w:t>
             </w:r>
           </w:p>
         </w:tc>
         <w:tc>
           <w:tcPr>
-            <w:tcW w:type="dxa" w:w="1152"/>
+            <w:tcW w:type="dxa" w:w="864"/>
           </w:tcPr>
           <w:p>
             <w:r/>
@@ -906,51 +890,7 @@
               <w:rPr>
                 <w:sz w:val="19"/>
               </w:rPr>
-              <w:t>0.6</w:t>
-            </w:r>
-          </w:p>
-        </w:tc>
-      </w:tr>
-      <w:tr>
-        <w:tc>
-          <w:tcPr>
-            <w:tcW w:type="dxa" w:w="5184"/>
-          </w:tcPr>
-          <w:p>
-            <w:r/>
-            <w:r>
-              <w:rPr>
-                <w:sz w:val="19"/>
-              </w:rPr>
-              <w:t>Community &amp; Wellbeing Awareness</w:t>
-            </w:r>
-          </w:p>
-        </w:tc>
-        <w:tc>
-          <w:tcPr>
-            <w:tcW w:type="dxa" w:w="1440"/>
-          </w:tcPr>
-          <w:p>
-            <w:r/>
-            <w:r>
-              <w:rPr>
-                <w:sz w:val="19"/>
-              </w:rPr>
-              <w:t>Online</w:t>
-            </w:r>
-          </w:p>
-        </w:tc>
-        <w:tc>
-          <w:tcPr>
-            <w:tcW w:type="dxa" w:w="1152"/>
-          </w:tcPr>
-          <w:p>
-            <w:r/>
-            <w:r>
-              <w:rPr>
-                <w:sz w:val="19"/>
-              </w:rPr>
-              <w:t>0.4</w:t>
+              <w:t>1</w:t>
             </w:r>
           </w:p>
         </w:tc>
@@ -970,7 +910,7 @@
         <w:rPr>
           <w:rFonts w:ascii="Consolas" w:hAnsi="Consolas"/>
         </w:rPr>
-        <w:t>(0.6 x GreenInfra + 0.4 x WellbeingAware)</w:t>
+        <w:t>FS_Q4 (normalized 0-100)</w:t>
       </w:r>
     </w:p>
     <w:p>
@@ -984,7 +924,7 @@
         <w:t xml:space="preserve">Thresholds: </w:t>
       </w:r>
       <w:r>
-        <w:t>Green (On track) &gt;= 75   |   Amber (Watch) &gt;= 50   |   Red (At risk) &lt; 50</w:t>
+        <w:t>Green (On track) &gt;= 75   |   Amber (Watch) &gt;= 40   |   Red (At risk) &lt; 40</w:t>
       </w:r>
     </w:p>
     <w:p>
@@ -1053,7 +993,7 @@
       <w:tr>
         <w:tc>
           <w:tcPr>
-            <w:tcW w:type="dxa" w:w="5184"/>
+            <w:tcW w:type="dxa" w:w="5760"/>
           </w:tcPr>
           <w:p>
             <w:r/>
@@ -1068,7 +1008,7 @@
         </w:tc>
         <w:tc>
           <w:tcPr>
-            <w:tcW w:type="dxa" w:w="1440"/>
+            <w:tcW w:type="dxa" w:w="1296"/>
           </w:tcPr>
           <w:p>
             <w:r/>
@@ -1083,7 +1023,7 @@
         </w:tc>
         <w:tc>
           <w:tcPr>
-            <w:tcW w:type="dxa" w:w="1152"/>
+            <w:tcW w:type="dxa" w:w="864"/>
           </w:tcPr>
           <w:p>
             <w:r/>
@@ -1100,7 +1040,7 @@
       <w:tr>
         <w:tc>
           <w:tcPr>
-            <w:tcW w:type="dxa" w:w="5184"/>
+            <w:tcW w:type="dxa" w:w="5760"/>
           </w:tcPr>
           <w:p>
             <w:r/>
@@ -1108,13 +1048,13 @@
               <w:rPr>
                 <w:sz w:val="19"/>
               </w:rPr>
-              <w:t>Public Realm Contribution</w:t>
+              <w:t>Online Q7 - Public Realm Contribution</w:t>
             </w:r>
           </w:p>
         </w:tc>
         <w:tc>
           <w:tcPr>
-            <w:tcW w:type="dxa" w:w="1440"/>
+            <w:tcW w:type="dxa" w:w="1296"/>
           </w:tcPr>
           <w:p>
             <w:r/>
@@ -1128,7 +1068,7 @@
         </w:tc>
         <w:tc>
           <w:tcPr>
-            <w:tcW w:type="dxa" w:w="1152"/>
+            <w:tcW w:type="dxa" w:w="864"/>
           </w:tcPr>
           <w:p>
             <w:r/>
@@ -1144,7 +1084,7 @@
       <w:tr>
         <w:tc>
           <w:tcPr>
-            <w:tcW w:type="dxa" w:w="5184"/>
+            <w:tcW w:type="dxa" w:w="5760"/>
           </w:tcPr>
           <w:p>
             <w:r/>
@@ -1152,13 +1092,13 @@
               <w:rPr>
                 <w:sz w:val="19"/>
               </w:rPr>
-              <w:t>Off-Peak Security</w:t>
+              <w:t>Online Q6 - Off-Peak Security</w:t>
             </w:r>
           </w:p>
         </w:tc>
         <w:tc>
           <w:tcPr>
-            <w:tcW w:type="dxa" w:w="1440"/>
+            <w:tcW w:type="dxa" w:w="1296"/>
           </w:tcPr>
           <w:p>
             <w:r/>
@@ -1172,7 +1112,7 @@
         </w:tc>
         <w:tc>
           <w:tcPr>
-            <w:tcW w:type="dxa" w:w="1152"/>
+            <w:tcW w:type="dxa" w:w="864"/>
           </w:tcPr>
           <w:p>
             <w:r/>
@@ -1188,7 +1128,7 @@
       <w:tr>
         <w:tc>
           <w:tcPr>
-            <w:tcW w:type="dxa" w:w="5184"/>
+            <w:tcW w:type="dxa" w:w="5760"/>
           </w:tcPr>
           <w:p>
             <w:r/>
@@ -1196,13 +1136,13 @@
               <w:rPr>
                 <w:sz w:val="19"/>
               </w:rPr>
-              <w:t>Public Space Sentiment</w:t>
+              <w:t>Field Q4 - Public Space Sentiment</w:t>
             </w:r>
           </w:p>
         </w:tc>
         <w:tc>
           <w:tcPr>
-            <w:tcW w:type="dxa" w:w="1440"/>
+            <w:tcW w:type="dxa" w:w="1296"/>
           </w:tcPr>
           <w:p>
             <w:r/>
@@ -1216,7 +1156,7 @@
         </w:tc>
         <w:tc>
           <w:tcPr>
-            <w:tcW w:type="dxa" w:w="1152"/>
+            <w:tcW w:type="dxa" w:w="864"/>
           </w:tcPr>
           <w:p>
             <w:r/>
@@ -1258,7 +1198,7 @@
         <w:t xml:space="preserve">Thresholds: </w:t>
       </w:r>
       <w:r>
-        <w:t>Green (On track) &gt;= 70   |   Amber (Watch) &gt;= 45   |   Red (At risk) &lt; 45</w:t>
+        <w:t>Green (On track) &gt;= 70   |   Amber (Watch) &gt;= 40   |   Red (At risk) &lt; 40</w:t>
       </w:r>
     </w:p>
     <w:p>
@@ -1266,7 +1206,7 @@
         <w:pStyle w:val="Heading2"/>
       </w:pPr>
       <w:r>
-        <w:t>3. Sustainable Mobility Integration</w:t>
+        <w:t>3. Circularity &amp; Mobility Integration</w:t>
       </w:r>
     </w:p>
     <w:p>
@@ -1278,7 +1218,7 @@
           <w:b w:val="0"/>
           <w:i w:val="0"/>
         </w:rPr>
-        <w:t>Ease and uptake of low-carbon travel - recycling and active-travel infrastructure.</w:t>
+        <w:t>Intuitiveness and uptake of the onsite recycling and active-travel infrastructure.</w:t>
       </w:r>
     </w:p>
     <w:p>
@@ -1327,7 +1267,7 @@
       <w:tr>
         <w:tc>
           <w:tcPr>
-            <w:tcW w:type="dxa" w:w="5184"/>
+            <w:tcW w:type="dxa" w:w="5760"/>
           </w:tcPr>
           <w:p>
             <w:r/>
@@ -1342,7 +1282,7 @@
         </w:tc>
         <w:tc>
           <w:tcPr>
-            <w:tcW w:type="dxa" w:w="1440"/>
+            <w:tcW w:type="dxa" w:w="1296"/>
           </w:tcPr>
           <w:p>
             <w:r/>
@@ -1357,7 +1297,7 @@
         </w:tc>
         <w:tc>
           <w:tcPr>
-            <w:tcW w:type="dxa" w:w="1152"/>
+            <w:tcW w:type="dxa" w:w="864"/>
           </w:tcPr>
           <w:p>
             <w:r/>
@@ -1374,7 +1314,7 @@
       <w:tr>
         <w:tc>
           <w:tcPr>
-            <w:tcW w:type="dxa" w:w="5184"/>
+            <w:tcW w:type="dxa" w:w="5760"/>
           </w:tcPr>
           <w:p>
             <w:r/>
@@ -1382,13 +1322,13 @@
               <w:rPr>
                 <w:sz w:val="19"/>
               </w:rPr>
-              <w:t>Recycling &amp; Active Travel</w:t>
+              <w:t>Online Q5 - Recycling &amp; Active Travel</w:t>
             </w:r>
           </w:p>
         </w:tc>
         <w:tc>
           <w:tcPr>
-            <w:tcW w:type="dxa" w:w="1440"/>
+            <w:tcW w:type="dxa" w:w="1296"/>
           </w:tcPr>
           <w:p>
             <w:r/>
@@ -1402,7 +1342,7 @@
         </w:tc>
         <w:tc>
           <w:tcPr>
-            <w:tcW w:type="dxa" w:w="1152"/>
+            <w:tcW w:type="dxa" w:w="864"/>
           </w:tcPr>
           <w:p>
             <w:r/>
@@ -1430,7 +1370,7 @@
         <w:rPr>
           <w:rFonts w:ascii="Consolas" w:hAnsi="Consolas"/>
         </w:rPr>
-        <w:t>ActiveTravel</w:t>
+        <w:t>OL_Q5 (normalized 0-100)</w:t>
       </w:r>
     </w:p>
     <w:p>
@@ -1444,7 +1384,7 @@
         <w:t xml:space="preserve">Thresholds: </w:t>
       </w:r>
       <w:r>
-        <w:t>Green (On track) &gt;= 70   |   Amber (Watch) &gt;= 45   |   Red (At risk) &lt; 45</w:t>
+        <w:t>Green (On track) &gt;= 70   |   Amber (Watch) &gt;= 40   |   Red (At risk) &lt; 40</w:t>
       </w:r>
     </w:p>
     <w:p>
@@ -1464,7 +1404,7 @@
           <w:b w:val="0"/>
           <w:i w:val="0"/>
         </w:rPr>
-        <w:t>Environmental efficiency and the development's contribution to a sustainable public realm.</w:t>
+        <w:t>Understanding of how to use the development's sustainability features (energy settings awareness).</w:t>
       </w:r>
     </w:p>
     <w:p>
@@ -1487,7 +1427,7 @@
         <w:t xml:space="preserve">Method: </w:t>
       </w:r>
       <w:r>
-        <w:t xml:space="preserve">Weighted average      </w:t>
+        <w:t xml:space="preserve">Direct, 50/50 by tenure      </w:t>
       </w:r>
       <w:r>
         <w:rPr>
@@ -1513,7 +1453,7 @@
       <w:tr>
         <w:tc>
           <w:tcPr>
-            <w:tcW w:type="dxa" w:w="5184"/>
+            <w:tcW w:type="dxa" w:w="5760"/>
           </w:tcPr>
           <w:p>
             <w:r/>
@@ -1528,7 +1468,7 @@
         </w:tc>
         <w:tc>
           <w:tcPr>
-            <w:tcW w:type="dxa" w:w="1440"/>
+            <w:tcW w:type="dxa" w:w="1296"/>
           </w:tcPr>
           <w:p>
             <w:r/>
@@ -1543,7 +1483,7 @@
         </w:tc>
         <w:tc>
           <w:tcPr>
-            <w:tcW w:type="dxa" w:w="1152"/>
+            <w:tcW w:type="dxa" w:w="864"/>
           </w:tcPr>
           <w:p>
             <w:r/>
@@ -1560,7 +1500,7 @@
       <w:tr>
         <w:tc>
           <w:tcPr>
-            <w:tcW w:type="dxa" w:w="5184"/>
+            <w:tcW w:type="dxa" w:w="5760"/>
           </w:tcPr>
           <w:p>
             <w:r/>
@@ -1568,13 +1508,13 @@
               <w:rPr>
                 <w:sz w:val="19"/>
               </w:rPr>
-              <w:t>Green Infrastructure &amp; Efficiency</w:t>
+              <w:t>Online Q4 - 'Do you know how to optimize your apartment's energy settings?' (Yes=100 / No=0)</w:t>
             </w:r>
           </w:p>
         </w:tc>
         <w:tc>
           <w:tcPr>
-            <w:tcW w:type="dxa" w:w="1440"/>
+            <w:tcW w:type="dxa" w:w="1296"/>
           </w:tcPr>
           <w:p>
             <w:r/>
@@ -1588,7 +1528,7 @@
         </w:tc>
         <w:tc>
           <w:tcPr>
-            <w:tcW w:type="dxa" w:w="1152"/>
+            <w:tcW w:type="dxa" w:w="864"/>
           </w:tcPr>
           <w:p>
             <w:r/>
@@ -1596,51 +1536,7 @@
               <w:rPr>
                 <w:sz w:val="19"/>
               </w:rPr>
-              <w:t>0.7</w:t>
-            </w:r>
-          </w:p>
-        </w:tc>
-      </w:tr>
-      <w:tr>
-        <w:tc>
-          <w:tcPr>
-            <w:tcW w:type="dxa" w:w="5184"/>
-          </w:tcPr>
-          <w:p>
-            <w:r/>
-            <w:r>
-              <w:rPr>
-                <w:sz w:val="19"/>
-              </w:rPr>
-              <w:t>Public Realm Contribution</w:t>
-            </w:r>
-          </w:p>
-        </w:tc>
-        <w:tc>
-          <w:tcPr>
-            <w:tcW w:type="dxa" w:w="1440"/>
-          </w:tcPr>
-          <w:p>
-            <w:r/>
-            <w:r>
-              <w:rPr>
-                <w:sz w:val="19"/>
-              </w:rPr>
-              <w:t>Online</w:t>
-            </w:r>
-          </w:p>
-        </w:tc>
-        <w:tc>
-          <w:tcPr>
-            <w:tcW w:type="dxa" w:w="1152"/>
-          </w:tcPr>
-          <w:p>
-            <w:r/>
-            <w:r>
-              <w:rPr>
-                <w:sz w:val="19"/>
-              </w:rPr>
-              <w:t>0.3</w:t>
+              <w:t>1</w:t>
             </w:r>
           </w:p>
         </w:tc>
@@ -1660,7 +1556,7 @@
         <w:rPr>
           <w:rFonts w:ascii="Consolas" w:hAnsi="Consolas"/>
         </w:rPr>
-        <w:t>(0.7 x GreenInfra + 0.3 x PublicRealm)</w:t>
+        <w:t>mean(Yes/No score) per tenure (BTR, Private Sale), then 50/50 average</w:t>
       </w:r>
     </w:p>
     <w:p>
@@ -1674,7 +1570,7 @@
         <w:t xml:space="preserve">Thresholds: </w:t>
       </w:r>
       <w:r>
-        <w:t>Green (On track) &gt;= 72   |   Amber (Watch) &gt;= 48   |   Red (At risk) &lt; 48</w:t>
+        <w:t>Green (On track) &gt;= 70   |   Amber (Watch) &gt;= 40   |   Red (At risk) &lt; 40</w:t>
       </w:r>
     </w:p>
     <w:p>
@@ -1694,7 +1590,7 @@
           <w:b w:val="0"/>
           <w:i w:val="0"/>
         </w:rPr>
-        <w:t>Sense of community and wellbeing, and confidence that management responds to residents.</w:t>
+        <w:t>Awareness of local community events, green space access and wellness initiatives (field + online).</w:t>
       </w:r>
     </w:p>
     <w:p>
@@ -1743,7 +1639,7 @@
       <w:tr>
         <w:tc>
           <w:tcPr>
-            <w:tcW w:type="dxa" w:w="5184"/>
+            <w:tcW w:type="dxa" w:w="5760"/>
           </w:tcPr>
           <w:p>
             <w:r/>
@@ -1758,7 +1654,7 @@
         </w:tc>
         <w:tc>
           <w:tcPr>
-            <w:tcW w:type="dxa" w:w="1440"/>
+            <w:tcW w:type="dxa" w:w="1296"/>
           </w:tcPr>
           <w:p>
             <w:r/>
@@ -1773,7 +1669,7 @@
         </w:tc>
         <w:tc>
           <w:tcPr>
-            <w:tcW w:type="dxa" w:w="1152"/>
+            <w:tcW w:type="dxa" w:w="864"/>
           </w:tcPr>
           <w:p>
             <w:r/>
@@ -1790,7 +1686,7 @@
       <w:tr>
         <w:tc>
           <w:tcPr>
-            <w:tcW w:type="dxa" w:w="5184"/>
+            <w:tcW w:type="dxa" w:w="5760"/>
           </w:tcPr>
           <w:p>
             <w:r/>
@@ -1798,13 +1694,13 @@
               <w:rPr>
                 <w:sz w:val="19"/>
               </w:rPr>
-              <w:t>Community &amp; Wellbeing Awareness</w:t>
+              <w:t>Field Q6 - Wellbeing/Offerings Awareness (Yes_POS=100 / YES_NEG=50 / NO_NEG=0)</w:t>
             </w:r>
           </w:p>
         </w:tc>
         <w:tc>
           <w:tcPr>
-            <w:tcW w:type="dxa" w:w="1440"/>
+            <w:tcW w:type="dxa" w:w="1296"/>
           </w:tcPr>
           <w:p>
             <w:r/>
@@ -1812,13 +1708,13 @@
               <w:rPr>
                 <w:sz w:val="19"/>
               </w:rPr>
-              <w:t>Online</w:t>
+              <w:t>Field</w:t>
             </w:r>
           </w:p>
         </w:tc>
         <w:tc>
           <w:tcPr>
-            <w:tcW w:type="dxa" w:w="1152"/>
+            <w:tcW w:type="dxa" w:w="864"/>
           </w:tcPr>
           <w:p>
             <w:r/>
@@ -1834,7 +1730,7 @@
       <w:tr>
         <w:tc>
           <w:tcPr>
-            <w:tcW w:type="dxa" w:w="5184"/>
+            <w:tcW w:type="dxa" w:w="5760"/>
           </w:tcPr>
           <w:p>
             <w:r/>
@@ -1842,13 +1738,13 @@
               <w:rPr>
                 <w:sz w:val="19"/>
               </w:rPr>
-              <w:t>Management Responsiveness</w:t>
+              <w:t>Online Q9 - Community &amp; Wellbeing Awareness</w:t>
             </w:r>
           </w:p>
         </w:tc>
         <w:tc>
           <w:tcPr>
-            <w:tcW w:type="dxa" w:w="1440"/>
+            <w:tcW w:type="dxa" w:w="1296"/>
           </w:tcPr>
           <w:p>
             <w:r/>
@@ -1862,7 +1758,7 @@
         </w:tc>
         <w:tc>
           <w:tcPr>
-            <w:tcW w:type="dxa" w:w="1152"/>
+            <w:tcW w:type="dxa" w:w="864"/>
           </w:tcPr>
           <w:p>
             <w:r/>
@@ -1890,7 +1786,7 @@
         <w:rPr>
           <w:rFonts w:ascii="Consolas" w:hAnsi="Consolas"/>
         </w:rPr>
-        <w:t>(0.5 x WellbeingAware + 0.5 x ManagementResponsiveness)</w:t>
+        <w:t>(0.5 x FieldAwareness + 0.5 x OnlineAwareness)</w:t>
       </w:r>
     </w:p>
     <w:p>
@@ -1904,7 +1800,7 @@
         <w:t xml:space="preserve">Thresholds: </w:t>
       </w:r>
       <w:r>
-        <w:t>Green (On track) &gt;= 68   |   Amber (Watch) &gt;= 45   |   Red (At risk) &lt; 45</w:t>
+        <w:t>Green (On track) &gt;= 65   |   Amber (Watch) &gt;= 40   |   Red (At risk) &lt; 40</w:t>
       </w:r>
     </w:p>
     <w:p>
@@ -1912,7 +1808,7 @@
         <w:pStyle w:val="Heading2"/>
       </w:pPr>
       <w:r>
-        <w:t>6. Housing Affordability</w:t>
+        <w:t>6. Operational Housing Affordability</w:t>
       </w:r>
     </w:p>
     <w:p>
@@ -1924,7 +1820,7 @@
           <w:b w:val="0"/>
           <w:i w:val="0"/>
         </w:rPr>
-        <w:t>Housing cost-to-income affordability. No survey question captures this yet - currently a placeholder pending an external housing-data feed.</w:t>
+        <w:t>Agreement with: 'I believe that the costs associated with living in this development are manageable and sustainable.' Low scores (1-3) trigger the Q3B open-text follow-up.</w:t>
       </w:r>
     </w:p>
     <w:p>
@@ -1947,7 +1843,7 @@
         <w:t xml:space="preserve">Method: </w:t>
       </w:r>
       <w:r>
-        <w:t xml:space="preserve">Direct (placeholder)      </w:t>
+        <w:t xml:space="preserve">Direct, 50/50 by tenure      </w:t>
       </w:r>
       <w:r>
         <w:rPr>
@@ -1973,7 +1869,7 @@
       <w:tr>
         <w:tc>
           <w:tcPr>
-            <w:tcW w:type="dxa" w:w="5184"/>
+            <w:tcW w:type="dxa" w:w="5760"/>
           </w:tcPr>
           <w:p>
             <w:r/>
@@ -1988,7 +1884,7 @@
         </w:tc>
         <w:tc>
           <w:tcPr>
-            <w:tcW w:type="dxa" w:w="1440"/>
+            <w:tcW w:type="dxa" w:w="1296"/>
           </w:tcPr>
           <w:p>
             <w:r/>
@@ -2003,7 +1899,7 @@
         </w:tc>
         <w:tc>
           <w:tcPr>
-            <w:tcW w:type="dxa" w:w="1152"/>
+            <w:tcW w:type="dxa" w:w="864"/>
           </w:tcPr>
           <w:p>
             <w:r/>
@@ -2020,7 +1916,7 @@
       <w:tr>
         <w:tc>
           <w:tcPr>
-            <w:tcW w:type="dxa" w:w="5184"/>
+            <w:tcW w:type="dxa" w:w="5760"/>
           </w:tcPr>
           <w:p>
             <w:r/>
@@ -2028,13 +1924,13 @@
               <w:rPr>
                 <w:sz w:val="19"/>
               </w:rPr>
-              <w:t>Housing cost-to-income (external, placeholder)</w:t>
+              <w:t>Online Q3 - Cost Manageability (agreement 1-5)</w:t>
             </w:r>
           </w:p>
         </w:tc>
         <w:tc>
           <w:tcPr>
-            <w:tcW w:type="dxa" w:w="1440"/>
+            <w:tcW w:type="dxa" w:w="1296"/>
           </w:tcPr>
           <w:p>
             <w:r/>
@@ -2042,13 +1938,13 @@
               <w:rPr>
                 <w:sz w:val="19"/>
               </w:rPr>
-              <w:t>-</w:t>
+              <w:t>Online</w:t>
             </w:r>
           </w:p>
         </w:tc>
         <w:tc>
           <w:tcPr>
-            <w:tcW w:type="dxa" w:w="1152"/>
+            <w:tcW w:type="dxa" w:w="864"/>
           </w:tcPr>
           <w:p>
             <w:r/>
@@ -2076,7 +1972,7 @@
         <w:rPr>
           <w:rFonts w:ascii="Consolas" w:hAnsi="Consolas"/>
         </w:rPr>
-        <w:t>100 - normalize(cost-to-income ratio)</w:t>
+        <w:t>mean(Q3 normalized) per tenure (BTR, Private Sale), then 50/50 average</w:t>
       </w:r>
     </w:p>
     <w:p>
@@ -2090,7 +1986,7 @@
         <w:t xml:space="preserve">Thresholds: </w:t>
       </w:r>
       <w:r>
-        <w:t>Green (On track) &gt;= 65   |   Amber (Watch) &gt;= 45   |   Red (At risk) &lt; 45</w:t>
+        <w:t>Green (On track) &gt;= 65   |   Amber (Watch) &gt;= 40   |   Red (At risk) &lt; 40</w:t>
       </w:r>
     </w:p>
     <w:p>
@@ -2099,18 +1995,6 @@
       </w:pPr>
       <w:r>
         <w:t>4. Survey questions used</w:t>
-      </w:r>
-    </w:p>
-    <w:p>
-      <w:pPr>
-        <w:spacing w:after="80"/>
-      </w:pPr>
-      <w:r>
-        <w:rPr>
-          <w:b w:val="0"/>
-          <w:i w:val="0"/>
-        </w:rPr>
-        <w:t>The impact questions that feed the KPIs (all answered 1-5 and normalized to 0-100):</w:t>
       </w:r>
     </w:p>
     <w:tbl>
@@ -2129,7 +2013,7 @@
       <w:tr>
         <w:tc>
           <w:tcPr>
-            <w:tcW w:type="dxa" w:w="2304"/>
+            <w:tcW w:type="dxa" w:w="2160"/>
           </w:tcPr>
           <w:p>
             <w:r/>
@@ -2159,7 +2043,7 @@
         </w:tc>
         <w:tc>
           <w:tcPr>
-            <w:tcW w:type="dxa" w:w="1152"/>
+            <w:tcW w:type="dxa" w:w="1584"/>
           </w:tcPr>
           <w:p>
             <w:r/>
@@ -2174,7 +2058,7 @@
         </w:tc>
         <w:tc>
           <w:tcPr>
-            <w:tcW w:type="dxa" w:w="864"/>
+            <w:tcW w:type="dxa" w:w="2016"/>
           </w:tcPr>
           <w:p>
             <w:r/>
@@ -2183,13 +2067,13 @@
                 <w:b/>
                 <w:sz w:val="19"/>
               </w:rPr>
-              <w:t>Scale</w:t>
+              <w:t>Scale / scoring</w:t>
             </w:r>
           </w:p>
         </w:tc>
         <w:tc>
           <w:tcPr>
-            <w:tcW w:type="dxa" w:w="1440"/>
+            <w:tcW w:type="dxa" w:w="1152"/>
           </w:tcPr>
           <w:p>
             <w:r/>
@@ -2206,7 +2090,7 @@
       <w:tr>
         <w:tc>
           <w:tcPr>
-            <w:tcW w:type="dxa" w:w="2304"/>
+            <w:tcW w:type="dxa" w:w="2160"/>
           </w:tcPr>
           <w:p>
             <w:r/>
@@ -2228,13 +2112,13 @@
               <w:rPr>
                 <w:sz w:val="19"/>
               </w:rPr>
-              <w:t>Public Space Sentiment</w:t>
+              <w:t>Field Q4 - Environmental quality / public space sentiment</w:t>
             </w:r>
           </w:p>
         </w:tc>
         <w:tc>
           <w:tcPr>
-            <w:tcW w:type="dxa" w:w="1152"/>
+            <w:tcW w:type="dxa" w:w="1584"/>
           </w:tcPr>
           <w:p>
             <w:r/>
@@ -2248,7 +2132,7 @@
         </w:tc>
         <w:tc>
           <w:tcPr>
-            <w:tcW w:type="dxa" w:w="864"/>
+            <w:tcW w:type="dxa" w:w="2016"/>
           </w:tcPr>
           <w:p>
             <w:r/>
@@ -2262,7 +2146,7 @@
         </w:tc>
         <w:tc>
           <w:tcPr>
-            <w:tcW w:type="dxa" w:w="1440"/>
+            <w:tcW w:type="dxa" w:w="1152"/>
           </w:tcPr>
           <w:p>
             <w:r/>
@@ -2278,7 +2162,7 @@
       <w:tr>
         <w:tc>
           <w:tcPr>
-            <w:tcW w:type="dxa" w:w="2304"/>
+            <w:tcW w:type="dxa" w:w="2160"/>
           </w:tcPr>
           <w:p>
             <w:r/>
@@ -2286,7 +2170,7 @@
               <w:rPr>
                 <w:sz w:val="19"/>
               </w:rPr>
-              <w:t>OL_GREEN_INFRA</w:t>
+              <w:t>FS_WELLBEING_AWARE</w:t>
             </w:r>
           </w:p>
         </w:tc>
@@ -2300,7 +2184,35 @@
               <w:rPr>
                 <w:sz w:val="19"/>
               </w:rPr>
-              <w:t>Green Infrastructure &amp; Efficiency</w:t>
+              <w:t>Field Q6 - Wellbeing/offerings awareness</w:t>
+            </w:r>
+          </w:p>
+        </w:tc>
+        <w:tc>
+          <w:tcPr>
+            <w:tcW w:type="dxa" w:w="1584"/>
+          </w:tcPr>
+          <w:p>
+            <w:r/>
+            <w:r>
+              <w:rPr>
+                <w:sz w:val="19"/>
+              </w:rPr>
+              <w:t>Field</w:t>
+            </w:r>
+          </w:p>
+        </w:tc>
+        <w:tc>
+          <w:tcPr>
+            <w:tcW w:type="dxa" w:w="2016"/>
+          </w:tcPr>
+          <w:p>
+            <w:r/>
+            <w:r>
+              <w:rPr>
+                <w:sz w:val="19"/>
+              </w:rPr>
+              <w:t>Yes_POS / YES_NEG / NO_NEG (scored 100/50/0)</w:t>
             </w:r>
           </w:p>
         </w:tc>
@@ -2314,13 +2226,57 @@
               <w:rPr>
                 <w:sz w:val="19"/>
               </w:rPr>
-              <w:t>Online</w:t>
+              <w:t>GRESB TC 6.1</w:t>
+            </w:r>
+          </w:p>
+        </w:tc>
+      </w:tr>
+      <w:tr>
+        <w:tc>
+          <w:tcPr>
+            <w:tcW w:type="dxa" w:w="2160"/>
+          </w:tcPr>
+          <w:p>
+            <w:r/>
+            <w:r>
+              <w:rPr>
+                <w:sz w:val="19"/>
+              </w:rPr>
+              <w:t>OL_COST_MANAGEABLE</w:t>
             </w:r>
           </w:p>
         </w:tc>
         <w:tc>
           <w:tcPr>
-            <w:tcW w:type="dxa" w:w="864"/>
+            <w:tcW w:type="dxa" w:w="3888"/>
+          </w:tcPr>
+          <w:p>
+            <w:r/>
+            <w:r>
+              <w:rPr>
+                <w:sz w:val="19"/>
+              </w:rPr>
+              <w:t>Online Q3 - Living costs manageable &amp; sustainable</w:t>
+            </w:r>
+          </w:p>
+        </w:tc>
+        <w:tc>
+          <w:tcPr>
+            <w:tcW w:type="dxa" w:w="1584"/>
+          </w:tcPr>
+          <w:p>
+            <w:r/>
+            <w:r>
+              <w:rPr>
+                <w:sz w:val="19"/>
+              </w:rPr>
+              <w:t>Online (BTR + Private Sale)</w:t>
+            </w:r>
+          </w:p>
+        </w:tc>
+        <w:tc>
+          <w:tcPr>
+            <w:tcW w:type="dxa" w:w="2016"/>
           </w:tcPr>
           <w:p>
             <w:r/>
@@ -2334,7 +2290,7 @@
         </w:tc>
         <w:tc>
           <w:tcPr>
-            <w:tcW w:type="dxa" w:w="1440"/>
+            <w:tcW w:type="dxa" w:w="1152"/>
           </w:tcPr>
           <w:p>
             <w:r/>
@@ -2350,7 +2306,151 @@
       <w:tr>
         <w:tc>
           <w:tcPr>
-            <w:tcW w:type="dxa" w:w="2304"/>
+            <w:tcW w:type="dxa" w:w="2160"/>
+          </w:tcPr>
+          <w:p>
+            <w:r/>
+            <w:r>
+              <w:rPr>
+                <w:sz w:val="19"/>
+              </w:rPr>
+              <w:t>OL_COST_FOLLOWUP</w:t>
+            </w:r>
+          </w:p>
+        </w:tc>
+        <w:tc>
+          <w:tcPr>
+            <w:tcW w:type="dxa" w:w="3888"/>
+          </w:tcPr>
+          <w:p>
+            <w:r/>
+            <w:r>
+              <w:rPr>
+                <w:sz w:val="19"/>
+              </w:rPr>
+              <w:t>Online Q3B - open-text follow-up when Q3 is 1-3</w:t>
+            </w:r>
+          </w:p>
+        </w:tc>
+        <w:tc>
+          <w:tcPr>
+            <w:tcW w:type="dxa" w:w="1584"/>
+          </w:tcPr>
+          <w:p>
+            <w:r/>
+            <w:r>
+              <w:rPr>
+                <w:sz w:val="19"/>
+              </w:rPr>
+              <w:t>Online</w:t>
+            </w:r>
+          </w:p>
+        </w:tc>
+        <w:tc>
+          <w:tcPr>
+            <w:tcW w:type="dxa" w:w="2016"/>
+          </w:tcPr>
+          <w:p>
+            <w:r/>
+            <w:r>
+              <w:rPr>
+                <w:sz w:val="19"/>
+              </w:rPr>
+              <w:t>text</w:t>
+            </w:r>
+          </w:p>
+        </w:tc>
+        <w:tc>
+          <w:tcPr>
+            <w:tcW w:type="dxa" w:w="1152"/>
+          </w:tcPr>
+          <w:p>
+            <w:r/>
+            <w:r>
+              <w:rPr>
+                <w:sz w:val="19"/>
+              </w:rPr>
+              <w:t>-</w:t>
+            </w:r>
+          </w:p>
+        </w:tc>
+      </w:tr>
+      <w:tr>
+        <w:tc>
+          <w:tcPr>
+            <w:tcW w:type="dxa" w:w="2160"/>
+          </w:tcPr>
+          <w:p>
+            <w:r/>
+            <w:r>
+              <w:rPr>
+                <w:sz w:val="19"/>
+              </w:rPr>
+              <w:t>OL_ENERGY_KNOW</w:t>
+            </w:r>
+          </w:p>
+        </w:tc>
+        <w:tc>
+          <w:tcPr>
+            <w:tcW w:type="dxa" w:w="3888"/>
+          </w:tcPr>
+          <w:p>
+            <w:r/>
+            <w:r>
+              <w:rPr>
+                <w:sz w:val="19"/>
+              </w:rPr>
+              <w:t>Online Q4 - Knows how to optimize energy settings</w:t>
+            </w:r>
+          </w:p>
+        </w:tc>
+        <w:tc>
+          <w:tcPr>
+            <w:tcW w:type="dxa" w:w="1584"/>
+          </w:tcPr>
+          <w:p>
+            <w:r/>
+            <w:r>
+              <w:rPr>
+                <w:sz w:val="19"/>
+              </w:rPr>
+              <w:t>Online</w:t>
+            </w:r>
+          </w:p>
+        </w:tc>
+        <w:tc>
+          <w:tcPr>
+            <w:tcW w:type="dxa" w:w="2016"/>
+          </w:tcPr>
+          <w:p>
+            <w:r/>
+            <w:r>
+              <w:rPr>
+                <w:sz w:val="19"/>
+              </w:rPr>
+              <w:t>Yes / No (scored 100/0)</w:t>
+            </w:r>
+          </w:p>
+        </w:tc>
+        <w:tc>
+          <w:tcPr>
+            <w:tcW w:type="dxa" w:w="1152"/>
+          </w:tcPr>
+          <w:p>
+            <w:r/>
+            <w:r>
+              <w:rPr>
+                <w:sz w:val="19"/>
+              </w:rPr>
+              <w:t>-</w:t>
+            </w:r>
+          </w:p>
+        </w:tc>
+      </w:tr>
+      <w:tr>
+        <w:tc>
+          <w:tcPr>
+            <w:tcW w:type="dxa" w:w="2160"/>
           </w:tcPr>
           <w:p>
             <w:r/>
@@ -2372,13 +2472,13 @@
               <w:rPr>
                 <w:sz w:val="19"/>
               </w:rPr>
-              <w:t>Recycling &amp; Active Travel</w:t>
+              <w:t>Online Q5 - Recycling &amp; active travel</w:t>
             </w:r>
           </w:p>
         </w:tc>
         <w:tc>
           <w:tcPr>
-            <w:tcW w:type="dxa" w:w="1152"/>
+            <w:tcW w:type="dxa" w:w="1584"/>
           </w:tcPr>
           <w:p>
             <w:r/>
@@ -2392,7 +2492,7 @@
         </w:tc>
         <w:tc>
           <w:tcPr>
-            <w:tcW w:type="dxa" w:w="864"/>
+            <w:tcW w:type="dxa" w:w="2016"/>
           </w:tcPr>
           <w:p>
             <w:r/>
@@ -2406,7 +2506,7 @@
         </w:tc>
         <w:tc>
           <w:tcPr>
-            <w:tcW w:type="dxa" w:w="1440"/>
+            <w:tcW w:type="dxa" w:w="1152"/>
           </w:tcPr>
           <w:p>
             <w:r/>
@@ -2422,7 +2522,7 @@
       <w:tr>
         <w:tc>
           <w:tcPr>
-            <w:tcW w:type="dxa" w:w="2304"/>
+            <w:tcW w:type="dxa" w:w="2160"/>
           </w:tcPr>
           <w:p>
             <w:r/>
@@ -2444,13 +2544,13 @@
               <w:rPr>
                 <w:sz w:val="19"/>
               </w:rPr>
-              <w:t>Off-Peak Security</w:t>
+              <w:t>Online Q6 - Off-peak security</w:t>
             </w:r>
           </w:p>
         </w:tc>
         <w:tc>
           <w:tcPr>
-            <w:tcW w:type="dxa" w:w="1152"/>
+            <w:tcW w:type="dxa" w:w="1584"/>
           </w:tcPr>
           <w:p>
             <w:r/>
@@ -2464,7 +2564,7 @@
         </w:tc>
         <w:tc>
           <w:tcPr>
-            <w:tcW w:type="dxa" w:w="864"/>
+            <w:tcW w:type="dxa" w:w="2016"/>
           </w:tcPr>
           <w:p>
             <w:r/>
@@ -2478,7 +2578,7 @@
         </w:tc>
         <w:tc>
           <w:tcPr>
-            <w:tcW w:type="dxa" w:w="1440"/>
+            <w:tcW w:type="dxa" w:w="1152"/>
           </w:tcPr>
           <w:p>
             <w:r/>
@@ -2494,7 +2594,7 @@
       <w:tr>
         <w:tc>
           <w:tcPr>
-            <w:tcW w:type="dxa" w:w="2304"/>
+            <w:tcW w:type="dxa" w:w="2160"/>
           </w:tcPr>
           <w:p>
             <w:r/>
@@ -2516,13 +2616,13 @@
               <w:rPr>
                 <w:sz w:val="19"/>
               </w:rPr>
-              <w:t>Public Realm Contribution</w:t>
+              <w:t>Online Q7 - Public realm contribution</w:t>
             </w:r>
           </w:p>
         </w:tc>
         <w:tc>
           <w:tcPr>
-            <w:tcW w:type="dxa" w:w="1152"/>
+            <w:tcW w:type="dxa" w:w="1584"/>
           </w:tcPr>
           <w:p>
             <w:r/>
@@ -2536,7 +2636,7 @@
         </w:tc>
         <w:tc>
           <w:tcPr>
-            <w:tcW w:type="dxa" w:w="864"/>
+            <w:tcW w:type="dxa" w:w="2016"/>
           </w:tcPr>
           <w:p>
             <w:r/>
@@ -2550,7 +2650,7 @@
         </w:tc>
         <w:tc>
           <w:tcPr>
-            <w:tcW w:type="dxa" w:w="1440"/>
+            <w:tcW w:type="dxa" w:w="1152"/>
           </w:tcPr>
           <w:p>
             <w:r/>
@@ -2566,79 +2666,7 @@
       <w:tr>
         <w:tc>
           <w:tcPr>
-            <w:tcW w:type="dxa" w:w="2304"/>
-          </w:tcPr>
-          <w:p>
-            <w:r/>
-            <w:r>
-              <w:rPr>
-                <w:sz w:val="19"/>
-              </w:rPr>
-              <w:t>OL_GRIEVANCE</w:t>
-            </w:r>
-          </w:p>
-        </w:tc>
-        <w:tc>
-          <w:tcPr>
-            <w:tcW w:type="dxa" w:w="3888"/>
-          </w:tcPr>
-          <w:p>
-            <w:r/>
-            <w:r>
-              <w:rPr>
-                <w:sz w:val="19"/>
-              </w:rPr>
-              <w:t>Management Responsiveness</w:t>
-            </w:r>
-          </w:p>
-        </w:tc>
-        <w:tc>
-          <w:tcPr>
-            <w:tcW w:type="dxa" w:w="1152"/>
-          </w:tcPr>
-          <w:p>
-            <w:r/>
-            <w:r>
-              <w:rPr>
-                <w:sz w:val="19"/>
-              </w:rPr>
-              <w:t>Online</w:t>
-            </w:r>
-          </w:p>
-        </w:tc>
-        <w:tc>
-          <w:tcPr>
-            <w:tcW w:type="dxa" w:w="864"/>
-          </w:tcPr>
-          <w:p>
-            <w:r/>
-            <w:r>
-              <w:rPr>
-                <w:sz w:val="19"/>
-              </w:rPr>
-              <w:t>1-5</w:t>
-            </w:r>
-          </w:p>
-        </w:tc>
-        <w:tc>
-          <w:tcPr>
-            <w:tcW w:type="dxa" w:w="1440"/>
-          </w:tcPr>
-          <w:p>
-            <w:r/>
-            <w:r>
-              <w:rPr>
-                <w:sz w:val="19"/>
-              </w:rPr>
-              <w:t>-</w:t>
-            </w:r>
-          </w:p>
-        </w:tc>
-      </w:tr>
-      <w:tr>
-        <w:tc>
-          <w:tcPr>
-            <w:tcW w:type="dxa" w:w="2304"/>
+            <w:tcW w:type="dxa" w:w="2160"/>
           </w:tcPr>
           <w:p>
             <w:r/>
@@ -2660,13 +2688,13 @@
               <w:rPr>
                 <w:sz w:val="19"/>
               </w:rPr>
-              <w:t>Community &amp; Wellbeing Awareness</w:t>
+              <w:t>Online Q9 - Community &amp; wellbeing awareness</w:t>
             </w:r>
           </w:p>
         </w:tc>
         <w:tc>
           <w:tcPr>
-            <w:tcW w:type="dxa" w:w="1152"/>
+            <w:tcW w:type="dxa" w:w="1584"/>
           </w:tcPr>
           <w:p>
             <w:r/>
@@ -2680,7 +2708,7 @@
         </w:tc>
         <w:tc>
           <w:tcPr>
-            <w:tcW w:type="dxa" w:w="864"/>
+            <w:tcW w:type="dxa" w:w="2016"/>
           </w:tcPr>
           <w:p>
             <w:r/>
@@ -2694,79 +2722,7 @@
         </w:tc>
         <w:tc>
           <w:tcPr>
-            <w:tcW w:type="dxa" w:w="1440"/>
-          </w:tcPr>
-          <w:p>
-            <w:r/>
-            <w:r>
-              <w:rPr>
-                <w:sz w:val="19"/>
-              </w:rPr>
-              <w:t>-</w:t>
-            </w:r>
-          </w:p>
-        </w:tc>
-      </w:tr>
-      <w:tr>
-        <w:tc>
-          <w:tcPr>
-            <w:tcW w:type="dxa" w:w="2304"/>
-          </w:tcPr>
-          <w:p>
-            <w:r/>
-            <w:r>
-              <w:rPr>
-                <w:sz w:val="19"/>
-              </w:rPr>
-              <w:t>housing_cost_to_income</w:t>
-            </w:r>
-          </w:p>
-        </w:tc>
-        <w:tc>
-          <w:tcPr>
-            <w:tcW w:type="dxa" w:w="3888"/>
-          </w:tcPr>
-          <w:p>
-            <w:r/>
-            <w:r>
-              <w:rPr>
-                <w:sz w:val="19"/>
-              </w:rPr>
-              <w:t>Housing cost-to-income (external, placeholder)</w:t>
-            </w:r>
-          </w:p>
-        </w:tc>
-        <w:tc>
-          <w:tcPr>
             <w:tcW w:type="dxa" w:w="1152"/>
-          </w:tcPr>
-          <w:p>
-            <w:r/>
-            <w:r>
-              <w:rPr>
-                <w:sz w:val="19"/>
-              </w:rPr>
-              <w:t>-</w:t>
-            </w:r>
-          </w:p>
-        </w:tc>
-        <w:tc>
-          <w:tcPr>
-            <w:tcW w:type="dxa" w:w="864"/>
-          </w:tcPr>
-          <w:p>
-            <w:r/>
-            <w:r>
-              <w:rPr>
-                <w:sz w:val="19"/>
-              </w:rPr>
-              <w:t>%</w:t>
-            </w:r>
-          </w:p>
-        </w:tc>
-        <w:tc>
-          <w:tcPr>
-            <w:tcW w:type="dxa" w:w="1440"/>
           </w:tcPr>
           <w:p>
             <w:r/>
@@ -2794,7 +2750,7 @@
         <w:spacing w:after="60"/>
       </w:pPr>
       <w:r>
-        <w:t>The KPI list, source weights and thresholds are provisional and can be changed live in the KPI Engine screen (no code changes).</w:t>
+        <w:t>Thresholds are the revised set: green varies per KPI; amber is a uniform 40 floor.</w:t>
       </w:r>
     </w:p>
     <w:p>
@@ -2803,7 +2759,7 @@
         <w:spacing w:after="60"/>
       </w:pPr>
       <w:r>
-        <w:t>Housing Affordability is a placeholder: no survey question captures cost-to-income, so it currently runs on synthesized data pending an external housing-data feed.</w:t>
+        <w:t>Housing Affordability is now survey-backed (Online Q3) - the earlier cost-to-income placeholder is retired.</w:t>
       </w:r>
     </w:p>
     <w:p>
@@ -2812,7 +2768,7 @@
         <w:spacing w:after="60"/>
       </w:pPr>
       <w:r>
-        <w:t>Categorical questions (accessibility cohort, local proximity, top-2 offerings, energy awareness) are captured and stored, but are currently descriptive-only and do not feed the KPI scores.</w:t>
+        <w:t>The Online survey runs identically for BTR and Private Sale residents (two sheets / QR codes); 'by tenure' KPIs weight the two cohorts 50/50.</w:t>
       </w:r>
     </w:p>
     <w:p>
@@ -2821,7 +2777,25 @@
         <w:spacing w:after="60"/>
       </w:pPr>
       <w:r>
-        <w:t>Surveys run on a quarterly cadence; trends and history are bucketed by quarter (Q1-Q4).</w:t>
+        <w:t>The previous 'Green Infrastructure &amp; Efficiency' question was removed from the survey and is retired from the catalogue.</w:t>
+      </w:r>
+    </w:p>
+    <w:p>
+      <w:pPr>
+        <w:pStyle w:val="ListBullet"/>
+        <w:spacing w:after="60"/>
+      </w:pPr>
+      <w:r>
+        <w:t>Field Q4 feeds two KPIs: directly as Environmental Quality, and at 0.25 weight inside Public Realm Safety &amp; Accessibility.</w:t>
+      </w:r>
+    </w:p>
+    <w:p>
+      <w:pPr>
+        <w:pStyle w:val="ListBullet"/>
+        <w:spacing w:after="60"/>
+      </w:pPr>
+      <w:r>
+        <w:t>All weights and thresholds remain editable live in the KPI Engine screen.</w:t>
       </w:r>
     </w:p>
     <w:sectPr>
